--- a/assets/cv/arthur-lincoln-resume.docx
+++ b/assets/cv/arthur-lincoln-resume.docx
@@ -386,6 +386,20 @@
     <w:p>
       <w:pPr>
         <w:pStyle w:val="BodyText"/>
+        <w:spacing w:before="3"/>
+        <w:ind w:right="38"/>
+        <w:jc w:val="right"/>
+      </w:pPr>
+      <w:r>
+        <w:rPr>
+          <w:color w:val="FFFFFF"/>
+        </w:rPr>
+        <w:t>Juazeiro, Brazil</w:t>
+      </w:r>
+    </w:p>
+    <w:p>
+      <w:pPr>
+        <w:pStyle w:val="BodyText"/>
         <w:spacing w:before="171"/>
       </w:pPr>
     </w:p>
@@ -743,6 +757,64 @@
           <w:color w:val="FFFFFF"/>
         </w:rPr>
         <w:t>Portuguese</w:t>
+      </w:r>
+    </w:p>
+    <w:p>
+      <w:pPr>
+        <w:pStyle w:val="BodyText"/>
+        <w:spacing w:before="56"/>
+      </w:pPr>
+    </w:p>
+    <w:p>
+      <w:pPr>
+        <w:pStyle w:val="Heading1"/>
+        <w:ind w:right="38"/>
+        <w:jc w:val="right"/>
+        <w:rPr>
+          <w:u w:val="none"/>
+        </w:rPr>
+      </w:pPr>
+      <w:r>
+        <w:rPr>
+          <w:color w:val="FFFFFF"/>
+          <w:spacing w:val="-6"/>
+          <w:u w:val="thick" w:color="FFFFFF"/>
+        </w:rPr>
+        <w:t>COURSES</w:t>
+      </w:r>
+    </w:p>
+    <w:p>
+      <w:pPr>
+        <w:pStyle w:val="BodyText"/>
+        <w:spacing w:before="191"/>
+        <w:ind w:right="38"/>
+        <w:jc w:val="right"/>
+      </w:pPr>
+      <w:r>
+        <w:rPr>
+          <w:color w:val="FFFFFF"/>
+          <w:w w:val="90"/>
+        </w:rPr>
+        <w:t>UDEMY, 2026</w:t>
+      </w:r>
+    </w:p>
+    <w:p>
+      <w:pPr>
+        <w:pStyle w:val="Heading3"/>
+        <w:spacing w:before="3" w:line="242" w:lineRule="auto"/>
+        <w:ind w:left="941" w:right="38" w:hanging="757"/>
+        <w:jc w:val="right"/>
+        <w:rPr>
+          <w:color w:val="FFFFFF"/>
+          <w:spacing w:val="-2"/>
+          <w:w w:val="90"/>
+        </w:rPr>
+      </w:pPr>
+      <w:r>
+        <w:rPr>
+          <w:color w:val="FFFFFF"/>
+        </w:rPr>
+        <w:t>Python 3 from basic to advanced, 141.5 h</w:t>
       </w:r>
     </w:p>
     <w:p>
@@ -984,7 +1056,7 @@
           <w:w w:val="90"/>
           <w:sz w:val="24"/>
         </w:rPr>
-        <w:t xml:space="preserve">Eixo 0 (barebones version) | </w:t>
+        <w:t xml:space="preserve">Eixo 0 | </w:t>
       </w:r>
       <w:r>
         <w:rPr>
@@ -992,7 +1064,7 @@
           <w:b/>
           <w:w w:val="90"/>
         </w:rPr>
-        <w:t>Personal project | Java 17 and Maven</w:t>
+        <w:t>Object-Oriented Programming | UNIVASF</w:t>
       </w:r>
     </w:p>
     <w:p>
@@ -1014,22 +1086,7 @@
         <w:rPr>
           <w:w w:val="105"/>
         </w:rPr>
-        <w:t xml:space="preserve">Simplified version of my game Eixo 0, written to practice object-oriented design: </w:t>
-      </w:r>
-      <w:r>
-        <w:rPr>
-          <w:b/>
-          <w:bCs/>
-          <w:w w:val="105"/>
-          <w:u w:val="single"/>
-        </w:rPr>
-        <w:t>27 classes</w:t>
-      </w:r>
-      <w:r>
-        <w:rPr>
-          <w:w w:val="105"/>
-        </w:rPr>
-        <w:t xml:space="preserve"> organized into world and character packages.</w:t>
+        <w:t>2D metroidvania in Java 17 with FXGL, built with Raioni Felix and Hiago Lima: connected rooms, three enemy types, melee attack and dash.</w:t>
       </w:r>
     </w:p>
     <w:p>
@@ -1051,7 +1108,22 @@
         <w:rPr>
           <w:w w:val="105"/>
         </w:rPr>
-        <w:t>Abstract classes and interfaces for characters, enemies (melee, flying and long-range), weapons, and abilities with energy cost and cooldown.</w:t>
+        <w:t xml:space="preserve">I built the player and its physics, gravity, enemy collision and knockback, projectiles, the menu, and levels loaded from </w:t>
+      </w:r>
+      <w:r>
+        <w:rPr>
+          <w:b/>
+          <w:bCs/>
+          <w:w w:val="105"/>
+          <w:u w:val="single"/>
+        </w:rPr>
+        <w:t>JSON files</w:t>
+      </w:r>
+      <w:r>
+        <w:rPr>
+          <w:w w:val="105"/>
+        </w:rPr>
+        <w:t xml:space="preserve"> with Gson.</w:t>
       </w:r>
     </w:p>
     <w:p>
@@ -1073,7 +1145,7 @@
         <w:rPr>
           <w:w w:val="105"/>
         </w:rPr>
-        <w:t>Inventory, level and experience system, and a room map indexed by id with a LinkedHashMap.</w:t>
+        <w:t>In the barebones version, the game was rewritten as 28 plain Java classes using abstract classes, interfaces and polymorphism.</w:t>
       </w:r>
     </w:p>
     <w:p>
